--- a/Java/kafka.docx
+++ b/Java/kafka.docx
@@ -1,6 +1,6 @@
 
 <file path=word/document.xml><?xml version="1.0" encoding="utf-8"?>
-<w:document xmlns:wpc="http://schemas.microsoft.com/office/word/2010/wordprocessingCanvas" xmlns:cx="http://schemas.microsoft.com/office/drawing/2014/chartex" xmlns:cx1="http://schemas.microsoft.com/office/drawing/2015/9/8/chartex" xmlns:cx2="http://schemas.microsoft.com/office/drawing/2015/10/21/chartex" xmlns:cx3="http://schemas.microsoft.com/office/drawing/2016/5/9/chartex" xmlns:cx4="http://schemas.microsoft.com/office/drawing/2016/5/10/chartex" xmlns:cx5="http://schemas.microsoft.com/office/drawing/2016/5/11/chartex" xmlns:cx6="http://schemas.microsoft.com/office/drawing/2016/5/12/chartex" xmlns:cx7="http://schemas.microsoft.com/office/drawing/2016/5/13/chartex" xmlns:cx8="http://schemas.microsoft.com/office/drawing/2016/5/14/chartex" xmlns:mc="http://schemas.openxmlformats.org/markup-compatibility/2006" xmlns:aink="http://schemas.microsoft.com/office/drawing/2016/ink" xmlns:am3d="http://schemas.microsoft.com/office/drawing/2017/model3d" xmlns:o="urn:schemas-microsoft-com:office:office" xmlns:oel="http://schemas.microsoft.com/office/2019/extlst" xmlns:r="http://schemas.openxmlformats.org/officeDocument/2006/relationships" xmlns:m="http://schemas.openxmlformats.org/officeDocument/2006/math" xmlns:v="urn:schemas-microsoft-com:vml" xmlns:wp14="http://schemas.microsoft.com/office/word/2010/wordprocessingDrawing" xmlns:wp="http://schemas.openxmlformats.org/drawingml/2006/wordprocessingDrawing" xmlns:w10="urn:schemas-microsoft-com:office:word" xmlns:w="http://schemas.openxmlformats.org/wordprocessingml/2006/main" xmlns:w14="http://schemas.microsoft.com/office/word/2010/wordml" xmlns:w15="http://schemas.microsoft.com/office/word/2012/wordml" xmlns:w16cex="http://schemas.microsoft.com/office/word/2018/wordml/cex" xmlns:w16cid="http://schemas.microsoft.com/office/word/2016/wordml/cid" xmlns:w16="http://schemas.microsoft.com/office/word/2018/wordml" xmlns:w16du="http://schemas.microsoft.com/office/word/2023/wordml/word16du" xmlns:w16sdtdh="http://schemas.microsoft.com/office/word/2020/wordml/sdtdatahash" xmlns:w16sdtfl="http://schemas.microsoft.com/office/word/2024/wordml/sdtformatlock" xmlns:w16se="http://schemas.microsoft.com/office/word/2015/wordml/symex" xmlns:wpg="http://schemas.microsoft.com/office/word/2010/wordprocessingGroup" xmlns:wpi="http://schemas.microsoft.com/office/word/2010/wordprocessingInk" xmlns:wne="http://schemas.microsoft.com/office/word/2006/wordml" xmlns:wps="http://schemas.microsoft.com/office/word/2010/wordprocessingShape" mc:Ignorable="w14 w15 w16se w16cid w16 w16cex w16sdtdh w16sdtfl w16du wp14">
+<w:document xmlns:wpc="http://schemas.microsoft.com/office/word/2010/wordprocessingCanvas" xmlns:cx="http://schemas.microsoft.com/office/drawing/2014/chartex" xmlns:cx1="http://schemas.microsoft.com/office/drawing/2015/9/8/chartex" xmlns:cx2="http://schemas.microsoft.com/office/drawing/2015/10/21/chartex" xmlns:cx3="http://schemas.microsoft.com/office/drawing/2016/5/9/chartex" xmlns:cx4="http://schemas.microsoft.com/office/drawing/2016/5/10/chartex" xmlns:cx5="http://schemas.microsoft.com/office/drawing/2016/5/11/chartex" xmlns:cx6="http://schemas.microsoft.com/office/drawing/2016/5/12/chartex" xmlns:cx7="http://schemas.microsoft.com/office/drawing/2016/5/13/chartex" xmlns:cx8="http://schemas.microsoft.com/office/drawing/2016/5/14/chartex" xmlns:mc="http://schemas.openxmlformats.org/markup-compatibility/2006" xmlns:aink="http://schemas.microsoft.com/office/drawing/2016/ink" xmlns:am3d="http://schemas.microsoft.com/office/drawing/2017/model3d" xmlns:o="urn:schemas-microsoft-com:office:office" xmlns:oel="http://schemas.microsoft.com/office/2019/extlst" xmlns:r="http://schemas.openxmlformats.org/officeDocument/2006/relationships" xmlns:m="http://schemas.openxmlformats.org/officeDocument/2006/math" xmlns:v="urn:schemas-microsoft-com:vml" xmlns:wp14="http://schemas.microsoft.com/office/word/2010/wordprocessingDrawing" xmlns:wp="http://schemas.openxmlformats.org/drawingml/2006/wordprocessingDrawing" xmlns:w10="urn:schemas-microsoft-com:office:word" xmlns:w="http://schemas.openxmlformats.org/wordprocessingml/2006/main" xmlns:w14="http://schemas.microsoft.com/office/word/2010/wordml" xmlns:w15="http://schemas.microsoft.com/office/word/2012/wordml" xmlns:w16cei="http://schemas.microsoft.com/office/word/2026/wordml/cei" xmlns:w16cex="http://schemas.microsoft.com/office/word/2018/wordml/cex" xmlns:w16cid="http://schemas.microsoft.com/office/word/2016/wordml/cid" xmlns:w16="http://schemas.microsoft.com/office/word/2018/wordml" xmlns:w16du="http://schemas.microsoft.com/office/word/2023/wordml/word16du" xmlns:w16sdtdh="http://schemas.microsoft.com/office/word/2020/wordml/sdtdatahash" xmlns:w16sdtfl="http://schemas.microsoft.com/office/word/2024/wordml/sdtformatlock" xmlns:w16se="http://schemas.microsoft.com/office/word/2015/wordml/symex" xmlns:wpg="http://schemas.microsoft.com/office/word/2010/wordprocessingGroup" xmlns:wpi="http://schemas.microsoft.com/office/word/2010/wordprocessingInk" xmlns:wne="http://schemas.microsoft.com/office/word/2006/wordml" xmlns:wps="http://schemas.microsoft.com/office/word/2010/wordprocessingShape" mc:Ignorable="w14 w15 w16se w16cid w16 w16cex w16sdtdh w16sdtfl w16du wp14">
   <w:body>
     <w:p>
       <w:pPr>
@@ -770,20 +770,8 @@
           <w:lang w:val="en-US"/>
           <w14:ligatures w14:val="none"/>
         </w:rPr>
-        <w:t xml:space="preserve">Does a message go to all </w:t>
-      </w:r>
-      <w:proofErr w:type="gramStart"/>
-      <w:r>
-        <w:rPr>
-          <w:rFonts w:eastAsia="Times New Roman" w:cs="Times New Roman"/>
-          <w:kern w:val="0"/>
-          <w:szCs w:val="28"/>
-          <w:lang w:val="en-US"/>
-          <w14:ligatures w14:val="none"/>
-        </w:rPr>
-        <w:t>partitions ?</w:t>
-      </w:r>
-      <w:proofErr w:type="gramEnd"/>
+        <w:t>Does a message go to all partitions ?</w:t>
+      </w:r>
     </w:p>
     <w:p>
       <w:pPr>
@@ -969,29 +957,7 @@
           <w:lang w:val="en-US"/>
           <w14:ligatures w14:val="none"/>
         </w:rPr>
-        <w:t xml:space="preserve">Case 1: Key is </w:t>
-      </w:r>
-      <w:proofErr w:type="gramStart"/>
-      <w:r>
-        <w:rPr>
-          <w:rFonts w:eastAsia="Times New Roman" w:cs="Times New Roman"/>
-          <w:kern w:val="0"/>
-          <w:szCs w:val="28"/>
-          <w:lang w:val="en-US"/>
-          <w14:ligatures w14:val="none"/>
-        </w:rPr>
-        <w:t>provided ,</w:t>
-      </w:r>
-      <w:proofErr w:type="gramEnd"/>
-      <w:r>
-        <w:rPr>
-          <w:rFonts w:eastAsia="Times New Roman" w:cs="Times New Roman"/>
-          <w:kern w:val="0"/>
-          <w:szCs w:val="28"/>
-          <w:lang w:val="en-US"/>
-          <w14:ligatures w14:val="none"/>
-        </w:rPr>
-        <w:t xml:space="preserve"> Kafka uses hashing:</w:t>
+        <w:t>Case 1: Key is provided , Kafka uses hashing:</w:t>
       </w:r>
     </w:p>
     <w:p>
@@ -1057,29 +1023,7 @@
           <w:lang w:val="en-US"/>
           <w14:ligatures w14:val="none"/>
         </w:rPr>
-        <w:t xml:space="preserve"> </w:t>
-      </w:r>
-      <w:proofErr w:type="gramStart"/>
-      <w:r>
-        <w:rPr>
-          <w:rFonts w:eastAsia="Times New Roman" w:cs="Times New Roman"/>
-          <w:kern w:val="0"/>
-          <w:szCs w:val="28"/>
-          <w:lang w:val="en-US"/>
-          <w14:ligatures w14:val="none"/>
-        </w:rPr>
-        <w:t>This guarantees</w:t>
-      </w:r>
-      <w:proofErr w:type="gramEnd"/>
-      <w:r>
-        <w:rPr>
-          <w:rFonts w:eastAsia="Times New Roman" w:cs="Times New Roman"/>
-          <w:kern w:val="0"/>
-          <w:szCs w:val="28"/>
-          <w:lang w:val="en-US"/>
-          <w14:ligatures w14:val="none"/>
-        </w:rPr>
-        <w:t>:</w:t>
+        <w:t xml:space="preserve"> This guarantees:</w:t>
       </w:r>
     </w:p>
     <w:p>
@@ -1611,17 +1555,8 @@
           <w:rFonts w:eastAsia="Times New Roman"/>
           <w:lang w:val="en-US"/>
         </w:rPr>
-        <w:t xml:space="preserve">How is ordering guaranteed within </w:t>
-      </w:r>
-      <w:proofErr w:type="gramStart"/>
-      <w:r>
-        <w:rPr>
-          <w:rFonts w:eastAsia="Times New Roman"/>
-          <w:lang w:val="en-US"/>
-        </w:rPr>
-        <w:t>partition ?</w:t>
-      </w:r>
-      <w:proofErr w:type="gramEnd"/>
+        <w:t>How is ordering guaranteed within partition ?</w:t>
+      </w:r>
     </w:p>
     <w:p>
       <w:pPr>
@@ -1917,29 +1852,7 @@
           <w:lang w:val="en-US"/>
           <w14:ligatures w14:val="none"/>
         </w:rPr>
-        <w:t xml:space="preserve">append-only means that data is exclusively written to the end of a log file </w:t>
-      </w:r>
-      <w:proofErr w:type="gramStart"/>
-      <w:r>
-        <w:rPr>
-          <w:rFonts w:eastAsia="Times New Roman" w:cs="Times New Roman"/>
-          <w:kern w:val="0"/>
-          <w:szCs w:val="28"/>
-          <w:lang w:val="en-US"/>
-          <w14:ligatures w14:val="none"/>
-        </w:rPr>
-        <w:t>and,</w:t>
-      </w:r>
-      <w:proofErr w:type="gramEnd"/>
-      <w:r>
-        <w:rPr>
-          <w:rFonts w:eastAsia="Times New Roman" w:cs="Times New Roman"/>
-          <w:kern w:val="0"/>
-          <w:szCs w:val="28"/>
-          <w:lang w:val="en-US"/>
-          <w14:ligatures w14:val="none"/>
-        </w:rPr>
-        <w:t xml:space="preserve"> once written, it is immutable—it can never be modified or deleted in place.</w:t>
+        <w:t>append-only means that data is exclusively written to the end of a log file and, once written, it is immutable—it can never be modified or deleted in place.</w:t>
       </w:r>
     </w:p>
     <w:p>
@@ -2030,18 +1943,16 @@
         </w:rPr>
         <w:t xml:space="preserve">Partition is logical </w:t>
       </w:r>
-      <w:proofErr w:type="gramStart"/>
-      <w:r>
-        <w:rPr>
-          <w:rFonts w:eastAsia="Times New Roman" w:cs="Times New Roman"/>
-          <w:kern w:val="0"/>
-          <w:szCs w:val="28"/>
-          <w:lang w:val="en-US"/>
-          <w14:ligatures w14:val="none"/>
-        </w:rPr>
-        <w:t>structure ,</w:t>
-      </w:r>
-      <w:proofErr w:type="gramEnd"/>
+      <w:r>
+        <w:rPr>
+          <w:rFonts w:eastAsia="Times New Roman" w:cs="Times New Roman"/>
+          <w:kern w:val="0"/>
+          <w:szCs w:val="28"/>
+          <w:lang w:val="en-US"/>
+          <w14:ligatures w14:val="none"/>
+        </w:rPr>
+        <w:t>structure,</w:t>
+      </w:r>
       <w:r>
         <w:rPr>
           <w:rFonts w:eastAsia="Times New Roman" w:cs="Times New Roman"/>
@@ -2612,27 +2523,15 @@
           <w14:ligatures w14:val="none"/>
         </w:rPr>
       </w:pPr>
-      <w:proofErr w:type="gramStart"/>
-      <w:r>
-        <w:rPr>
-          <w:rFonts w:eastAsia="Times New Roman" w:cs="Times New Roman"/>
-          <w:kern w:val="0"/>
-          <w:szCs w:val="28"/>
-          <w:lang w:val="en-US"/>
-          <w14:ligatures w14:val="none"/>
-        </w:rPr>
-        <w:t>Example :</w:t>
-      </w:r>
-      <w:proofErr w:type="gramEnd"/>
-      <w:r>
-        <w:rPr>
-          <w:rFonts w:eastAsia="Times New Roman" w:cs="Times New Roman"/>
-          <w:kern w:val="0"/>
-          <w:szCs w:val="28"/>
-          <w:lang w:val="en-US"/>
-          <w14:ligatures w14:val="none"/>
-        </w:rPr>
-        <w:t xml:space="preserve"> </w:t>
+      <w:r>
+        <w:rPr>
+          <w:rFonts w:eastAsia="Times New Roman" w:cs="Times New Roman"/>
+          <w:kern w:val="0"/>
+          <w:szCs w:val="28"/>
+          <w:lang w:val="en-US"/>
+          <w14:ligatures w14:val="none"/>
+        </w:rPr>
+        <w:t xml:space="preserve">Example : </w:t>
       </w:r>
     </w:p>
     <w:p>
@@ -3484,29 +3383,7 @@
           <w:lang w:val="en-US"/>
           <w14:ligatures w14:val="none"/>
         </w:rPr>
-        <w:t xml:space="preserve">A consumer </w:t>
-      </w:r>
-      <w:proofErr w:type="gramStart"/>
-      <w:r>
-        <w:rPr>
-          <w:rFonts w:eastAsia="Times New Roman" w:cs="Times New Roman"/>
-          <w:kern w:val="0"/>
-          <w:szCs w:val="28"/>
-          <w:lang w:val="en-US"/>
-          <w14:ligatures w14:val="none"/>
-        </w:rPr>
-        <w:t>joins</w:t>
-      </w:r>
-      <w:proofErr w:type="gramEnd"/>
-      <w:r>
-        <w:rPr>
-          <w:rFonts w:eastAsia="Times New Roman" w:cs="Times New Roman"/>
-          <w:kern w:val="0"/>
-          <w:szCs w:val="28"/>
-          <w:lang w:val="en-US"/>
-          <w14:ligatures w14:val="none"/>
-        </w:rPr>
-        <w:t xml:space="preserve"> </w:t>
+        <w:t xml:space="preserve">A consumer joins </w:t>
       </w:r>
     </w:p>
     <w:p>
@@ -3533,29 +3410,7 @@
           <w:lang w:val="en-US"/>
           <w14:ligatures w14:val="none"/>
         </w:rPr>
-        <w:t xml:space="preserve">A consumer </w:t>
-      </w:r>
-      <w:proofErr w:type="gramStart"/>
-      <w:r>
-        <w:rPr>
-          <w:rFonts w:eastAsia="Times New Roman" w:cs="Times New Roman"/>
-          <w:kern w:val="0"/>
-          <w:szCs w:val="28"/>
-          <w:lang w:val="en-US"/>
-          <w14:ligatures w14:val="none"/>
-        </w:rPr>
-        <w:t>leaves</w:t>
-      </w:r>
-      <w:proofErr w:type="gramEnd"/>
-      <w:r>
-        <w:rPr>
-          <w:rFonts w:eastAsia="Times New Roman" w:cs="Times New Roman"/>
-          <w:kern w:val="0"/>
-          <w:szCs w:val="28"/>
-          <w:lang w:val="en-US"/>
-          <w14:ligatures w14:val="none"/>
-        </w:rPr>
-        <w:t xml:space="preserve"> </w:t>
+        <w:t xml:space="preserve">A consumer leaves </w:t>
       </w:r>
     </w:p>
     <w:p>
@@ -3745,6 +3600,7 @@
           <w:lang w:val="en-US"/>
           <w14:ligatures w14:val="none"/>
         </w:rPr>
+        <w:lastRenderedPageBreak/>
         <w:t>Consumers resume</w:t>
       </w:r>
     </w:p>
@@ -3761,7 +3617,6 @@
           <w:rFonts w:eastAsia="Times New Roman"/>
           <w:lang w:val="en-US"/>
         </w:rPr>
-        <w:lastRenderedPageBreak/>
         <w:t>How does Kafka track what a consumer has read?</w:t>
       </w:r>
     </w:p>
@@ -4187,29 +4042,7 @@
           <w:lang w:val="en-US"/>
           <w14:ligatures w14:val="none"/>
         </w:rPr>
-        <w:t xml:space="preserve"> Next read starts </w:t>
-      </w:r>
-      <w:proofErr w:type="gramStart"/>
-      <w:r>
-        <w:rPr>
-          <w:rFonts w:eastAsia="Times New Roman" w:cs="Times New Roman"/>
-          <w:kern w:val="0"/>
-          <w:szCs w:val="28"/>
-          <w:lang w:val="en-US"/>
-          <w14:ligatures w14:val="none"/>
-        </w:rPr>
-        <w:t>from :</w:t>
-      </w:r>
-      <w:proofErr w:type="gramEnd"/>
-      <w:r>
-        <w:rPr>
-          <w:rFonts w:eastAsia="Times New Roman" w:cs="Times New Roman"/>
-          <w:kern w:val="0"/>
-          <w:szCs w:val="28"/>
-          <w:lang w:val="en-US"/>
-          <w14:ligatures w14:val="none"/>
-        </w:rPr>
-        <w:t xml:space="preserve"> Offset 2 (message C)</w:t>
+        <w:t xml:space="preserve"> Next read starts from : Offset 2 (message C)</w:t>
       </w:r>
     </w:p>
     <w:p>
@@ -4697,6 +4530,7 @@
           <w:lang w:val="en-US"/>
           <w14:ligatures w14:val="none"/>
         </w:rPr>
+        <w:lastRenderedPageBreak/>
         <w:t xml:space="preserve">Kafka </w:t>
       </w:r>
       <w:r>
@@ -4767,7 +4601,6 @@
           <w:lang w:val="en-US"/>
           <w14:ligatures w14:val="none"/>
         </w:rPr>
-        <w:lastRenderedPageBreak/>
         <w:t> </w:t>
       </w:r>
     </w:p>
@@ -4782,27 +4615,15 @@
           <w14:ligatures w14:val="none"/>
         </w:rPr>
       </w:pPr>
-      <w:proofErr w:type="gramStart"/>
-      <w:r>
-        <w:rPr>
-          <w:rFonts w:eastAsia="Times New Roman" w:cs="Times New Roman"/>
-          <w:kern w:val="0"/>
-          <w:szCs w:val="28"/>
-          <w:lang w:val="en-US"/>
-          <w14:ligatures w14:val="none"/>
-        </w:rPr>
-        <w:t>So</w:t>
-      </w:r>
-      <w:proofErr w:type="gramEnd"/>
-      <w:r>
-        <w:rPr>
-          <w:rFonts w:eastAsia="Times New Roman" w:cs="Times New Roman"/>
-          <w:kern w:val="0"/>
-          <w:szCs w:val="28"/>
-          <w:lang w:val="en-US"/>
-          <w14:ligatures w14:val="none"/>
-        </w:rPr>
-        <w:t xml:space="preserve"> with:</w:t>
+      <w:r>
+        <w:rPr>
+          <w:rFonts w:eastAsia="Times New Roman" w:cs="Times New Roman"/>
+          <w:kern w:val="0"/>
+          <w:szCs w:val="28"/>
+          <w:lang w:val="en-US"/>
+          <w14:ligatures w14:val="none"/>
+        </w:rPr>
+        <w:t>So with:</w:t>
       </w:r>
     </w:p>
     <w:p>
@@ -5124,17 +4945,8 @@
           <w:rFonts w:eastAsia="Times New Roman"/>
           <w:lang w:val="en-US"/>
         </w:rPr>
-        <w:t xml:space="preserve">How a single consumer handles multiple </w:t>
-      </w:r>
-      <w:proofErr w:type="gramStart"/>
-      <w:r>
-        <w:rPr>
-          <w:rFonts w:eastAsia="Times New Roman"/>
-          <w:lang w:val="en-US"/>
-        </w:rPr>
-        <w:t>partitions ?</w:t>
-      </w:r>
-      <w:proofErr w:type="gramEnd"/>
+        <w:t>How a single consumer handles multiple partitions ?</w:t>
+      </w:r>
     </w:p>
     <w:p>
       <w:pPr>
@@ -5233,29 +5045,7 @@
           <w:lang w:val="en-US"/>
           <w14:ligatures w14:val="none"/>
         </w:rPr>
-        <w:t xml:space="preserve"> per </w:t>
-      </w:r>
-      <w:proofErr w:type="gramStart"/>
-      <w:r>
-        <w:rPr>
-          <w:rFonts w:eastAsia="Times New Roman" w:cs="Times New Roman"/>
-          <w:kern w:val="0"/>
-          <w:szCs w:val="28"/>
-          <w:lang w:val="en-US"/>
-          <w14:ligatures w14:val="none"/>
-        </w:rPr>
-        <w:t>partition :</w:t>
-      </w:r>
-      <w:proofErr w:type="gramEnd"/>
-      <w:r>
-        <w:rPr>
-          <w:rFonts w:eastAsia="Times New Roman" w:cs="Times New Roman"/>
-          <w:kern w:val="0"/>
-          <w:szCs w:val="28"/>
-          <w:lang w:val="en-US"/>
-          <w14:ligatures w14:val="none"/>
-        </w:rPr>
-        <w:t xml:space="preserve"> Consumer maintains </w:t>
+        <w:t xml:space="preserve"> per partition : Consumer maintains </w:t>
       </w:r>
       <w:r>
         <w:rPr>
@@ -5433,27 +5223,15 @@
         </w:rPr>
       </w:pPr>
       <w:proofErr w:type="spellStart"/>
-      <w:proofErr w:type="gramStart"/>
-      <w:r>
-        <w:rPr>
-          <w:rFonts w:eastAsia="Times New Roman" w:cs="Times New Roman"/>
-          <w:kern w:val="0"/>
-          <w:szCs w:val="28"/>
-          <w:lang w:val="en-US"/>
-          <w14:ligatures w14:val="none"/>
-        </w:rPr>
-        <w:t>enable.auto</w:t>
-      </w:r>
-      <w:proofErr w:type="gramEnd"/>
-      <w:r>
-        <w:rPr>
-          <w:rFonts w:eastAsia="Times New Roman" w:cs="Times New Roman"/>
-          <w:kern w:val="0"/>
-          <w:szCs w:val="28"/>
-          <w:lang w:val="en-US"/>
-          <w14:ligatures w14:val="none"/>
-        </w:rPr>
-        <w:t>.commit</w:t>
+      <w:r>
+        <w:rPr>
+          <w:rFonts w:eastAsia="Times New Roman" w:cs="Times New Roman"/>
+          <w:kern w:val="0"/>
+          <w:szCs w:val="28"/>
+          <w:lang w:val="en-US"/>
+          <w14:ligatures w14:val="none"/>
+        </w:rPr>
+        <w:t>enable.auto.commit</w:t>
       </w:r>
       <w:proofErr w:type="spellEnd"/>
       <w:r>
@@ -5684,6 +5462,7 @@
           <w:lang w:val="en-US"/>
           <w14:ligatures w14:val="none"/>
         </w:rPr>
+        <w:lastRenderedPageBreak/>
         <w:t> </w:t>
       </w:r>
     </w:p>
@@ -5729,7 +5508,6 @@
           <w:lang w:val="en-US"/>
           <w14:ligatures w14:val="none"/>
         </w:rPr>
-        <w:lastRenderedPageBreak/>
         <w:t>Manual commit (recommended)</w:t>
       </w:r>
     </w:p>
@@ -5767,27 +5545,15 @@
         </w:rPr>
       </w:pPr>
       <w:proofErr w:type="spellStart"/>
-      <w:proofErr w:type="gramStart"/>
-      <w:r>
-        <w:rPr>
-          <w:rFonts w:eastAsia="Times New Roman" w:cs="Times New Roman"/>
-          <w:kern w:val="0"/>
-          <w:szCs w:val="28"/>
-          <w:lang w:val="en-US"/>
-          <w14:ligatures w14:val="none"/>
-        </w:rPr>
-        <w:t>enable.auto</w:t>
-      </w:r>
-      <w:proofErr w:type="gramEnd"/>
-      <w:r>
-        <w:rPr>
-          <w:rFonts w:eastAsia="Times New Roman" w:cs="Times New Roman"/>
-          <w:kern w:val="0"/>
-          <w:szCs w:val="28"/>
-          <w:lang w:val="en-US"/>
-          <w14:ligatures w14:val="none"/>
-        </w:rPr>
-        <w:t>.commit</w:t>
+      <w:r>
+        <w:rPr>
+          <w:rFonts w:eastAsia="Times New Roman" w:cs="Times New Roman"/>
+          <w:kern w:val="0"/>
+          <w:szCs w:val="28"/>
+          <w:lang w:val="en-US"/>
+          <w14:ligatures w14:val="none"/>
+        </w:rPr>
+        <w:t>enable.auto.commit</w:t>
       </w:r>
       <w:proofErr w:type="spellEnd"/>
       <w:r>
@@ -5871,19 +5637,11 @@
           <w:rFonts w:eastAsia="Times New Roman"/>
         </w:rPr>
       </w:pPr>
-      <w:proofErr w:type="gramStart"/>
       <w:r>
         <w:rPr>
           <w:rFonts w:eastAsia="Times New Roman"/>
         </w:rPr>
-        <w:t>Exactly-once</w:t>
-      </w:r>
-      <w:proofErr w:type="gramEnd"/>
-      <w:r>
-        <w:rPr>
-          <w:rFonts w:eastAsia="Times New Roman"/>
-        </w:rPr>
-        <w:t xml:space="preserve"> semantics (EOS)</w:t>
+        <w:t>Exactly-once semantics (EOS)</w:t>
       </w:r>
     </w:p>
     <w:p>
@@ -5961,9 +5719,165 @@
           <w:lang w:val="en-US"/>
           <w14:ligatures w14:val="none"/>
         </w:rPr>
-        <w:t xml:space="preserve">3 key </w:t>
-      </w:r>
-      <w:proofErr w:type="gramStart"/>
+        <w:t xml:space="preserve">3 key mechanisms </w:t>
+      </w:r>
+      <w:r>
+        <w:rPr>
+          <w:rFonts w:eastAsia="Times New Roman" w:cs="Times New Roman"/>
+          <w:kern w:val="0"/>
+          <w:szCs w:val="28"/>
+          <w:lang w:val="en-US"/>
+          <w14:ligatures w14:val="none"/>
+        </w:rPr>
+        <w:t>:</w:t>
+      </w:r>
+    </w:p>
+    <w:p>
+      <w:pPr>
+        <w:spacing w:after="0" w:line="240" w:lineRule="auto"/>
+        <w:rPr>
+          <w:rFonts w:eastAsia="Times New Roman" w:cs="Times New Roman"/>
+          <w:kern w:val="0"/>
+          <w:szCs w:val="28"/>
+          <w:lang w:val="en-US"/>
+          <w14:ligatures w14:val="none"/>
+        </w:rPr>
+      </w:pPr>
+      <w:r>
+        <w:rPr>
+          <w:rFonts w:eastAsia="Times New Roman" w:cs="Times New Roman"/>
+          <w:kern w:val="0"/>
+          <w:szCs w:val="28"/>
+          <w:lang w:val="en-US"/>
+          <w14:ligatures w14:val="none"/>
+        </w:rPr>
+        <w:t> </w:t>
+      </w:r>
+    </w:p>
+    <w:p>
+      <w:pPr>
+        <w:spacing w:after="0" w:line="240" w:lineRule="auto"/>
+        <w:rPr>
+          <w:rFonts w:eastAsia="Times New Roman" w:cs="Times New Roman"/>
+          <w:kern w:val="0"/>
+          <w:szCs w:val="28"/>
+          <w:lang w:val="en-US"/>
+          <w14:ligatures w14:val="none"/>
+        </w:rPr>
+      </w:pPr>
+      <w:r>
+        <w:rPr>
+          <w:rFonts w:eastAsia="Times New Roman" w:cs="Times New Roman"/>
+          <w:kern w:val="0"/>
+          <w:szCs w:val="28"/>
+          <w:u w:val="single"/>
+          <w:lang w:val="en-US"/>
+          <w14:ligatures w14:val="none"/>
+        </w:rPr>
+        <w:t>1)Idempotent Producer</w:t>
+      </w:r>
+    </w:p>
+    <w:p>
+      <w:pPr>
+        <w:spacing w:after="0" w:line="240" w:lineRule="auto"/>
+        <w:rPr>
+          <w:rFonts w:eastAsia="Times New Roman" w:cs="Times New Roman"/>
+          <w:kern w:val="0"/>
+          <w:szCs w:val="28"/>
+          <w:lang w:val="en-US"/>
+          <w14:ligatures w14:val="none"/>
+        </w:rPr>
+      </w:pPr>
+      <w:r>
+        <w:rPr>
+          <w:rFonts w:eastAsia="Times New Roman" w:cs="Times New Roman"/>
+          <w:kern w:val="0"/>
+          <w:szCs w:val="28"/>
+          <w:lang w:val="en-US"/>
+          <w14:ligatures w14:val="none"/>
+        </w:rPr>
+        <w:t> </w:t>
+      </w:r>
+    </w:p>
+    <w:p>
+      <w:pPr>
+        <w:spacing w:after="0" w:line="240" w:lineRule="auto"/>
+        <w:rPr>
+          <w:rFonts w:eastAsia="Times New Roman" w:cs="Times New Roman"/>
+          <w:kern w:val="0"/>
+          <w:szCs w:val="28"/>
+          <w:lang w:val="en-US"/>
+          <w14:ligatures w14:val="none"/>
+        </w:rPr>
+      </w:pPr>
+      <w:proofErr w:type="spellStart"/>
+      <w:r>
+        <w:rPr>
+          <w:rFonts w:eastAsia="Times New Roman" w:cs="Times New Roman"/>
+          <w:kern w:val="0"/>
+          <w:szCs w:val="28"/>
+          <w:u w:val="single"/>
+          <w:lang w:val="en-US"/>
+          <w14:ligatures w14:val="none"/>
+        </w:rPr>
+        <w:t>enable.idempotence</w:t>
+      </w:r>
+      <w:proofErr w:type="spellEnd"/>
+      <w:r>
+        <w:rPr>
+          <w:rFonts w:eastAsia="Times New Roman" w:cs="Times New Roman"/>
+          <w:kern w:val="0"/>
+          <w:szCs w:val="28"/>
+          <w:u w:val="single"/>
+          <w:lang w:val="en-US"/>
+          <w14:ligatures w14:val="none"/>
+        </w:rPr>
+        <w:t>=true</w:t>
+      </w:r>
+    </w:p>
+    <w:p>
+      <w:pPr>
+        <w:spacing w:after="0" w:line="240" w:lineRule="auto"/>
+        <w:rPr>
+          <w:rFonts w:eastAsia="Times New Roman" w:cs="Times New Roman"/>
+          <w:kern w:val="0"/>
+          <w:szCs w:val="28"/>
+          <w:lang w:val="en-US"/>
+          <w14:ligatures w14:val="none"/>
+        </w:rPr>
+      </w:pPr>
+      <w:r>
+        <w:rPr>
+          <w:rFonts w:eastAsia="Times New Roman" w:cs="Times New Roman"/>
+          <w:kern w:val="0"/>
+          <w:szCs w:val="28"/>
+          <w:lang w:val="en-US"/>
+          <w14:ligatures w14:val="none"/>
+        </w:rPr>
+        <w:t> </w:t>
+      </w:r>
+    </w:p>
+    <w:p>
+      <w:pPr>
+        <w:spacing w:after="0" w:line="240" w:lineRule="auto"/>
+        <w:rPr>
+          <w:rFonts w:eastAsia="Times New Roman" w:cs="Times New Roman"/>
+          <w:kern w:val="0"/>
+          <w:szCs w:val="28"/>
+          <w:lang w:val="en-US"/>
+          <w14:ligatures w14:val="none"/>
+        </w:rPr>
+      </w:pPr>
+      <w:r>
+        <w:rPr>
+          <w:rFonts w:eastAsia="Times New Roman" w:cs="Times New Roman"/>
+          <w:kern w:val="0"/>
+          <w:szCs w:val="28"/>
+          <w:lang w:val="en-US"/>
+          <w14:ligatures w14:val="none"/>
+        </w:rPr>
+        <w:t xml:space="preserve">Each producer is assigned a </w:t>
+      </w:r>
       <w:r>
         <w:rPr>
           <w:rFonts w:eastAsia="Times New Roman" w:cs="Times New Roman"/>
@@ -5974,167 +5888,17 @@
           <w:lang w:val="en-US"/>
           <w14:ligatures w14:val="none"/>
         </w:rPr>
-        <w:t xml:space="preserve">mechanisms </w:t>
-      </w:r>
-      <w:r>
-        <w:rPr>
-          <w:rFonts w:eastAsia="Times New Roman" w:cs="Times New Roman"/>
-          <w:kern w:val="0"/>
-          <w:szCs w:val="28"/>
-          <w:lang w:val="en-US"/>
-          <w14:ligatures w14:val="none"/>
-        </w:rPr>
-        <w:t>:</w:t>
-      </w:r>
-      <w:proofErr w:type="gramEnd"/>
-    </w:p>
-    <w:p>
-      <w:pPr>
-        <w:spacing w:after="0" w:line="240" w:lineRule="auto"/>
-        <w:rPr>
-          <w:rFonts w:eastAsia="Times New Roman" w:cs="Times New Roman"/>
-          <w:kern w:val="0"/>
-          <w:szCs w:val="28"/>
-          <w:lang w:val="en-US"/>
-          <w14:ligatures w14:val="none"/>
-        </w:rPr>
-      </w:pPr>
-      <w:r>
-        <w:rPr>
-          <w:rFonts w:eastAsia="Times New Roman" w:cs="Times New Roman"/>
-          <w:kern w:val="0"/>
-          <w:szCs w:val="28"/>
-          <w:lang w:val="en-US"/>
-          <w14:ligatures w14:val="none"/>
-        </w:rPr>
-        <w:t> </w:t>
-      </w:r>
-    </w:p>
-    <w:p>
-      <w:pPr>
-        <w:spacing w:after="0" w:line="240" w:lineRule="auto"/>
-        <w:rPr>
-          <w:rFonts w:eastAsia="Times New Roman" w:cs="Times New Roman"/>
-          <w:kern w:val="0"/>
-          <w:szCs w:val="28"/>
-          <w:lang w:val="en-US"/>
-          <w14:ligatures w14:val="none"/>
-        </w:rPr>
-      </w:pPr>
-      <w:r>
-        <w:rPr>
-          <w:rFonts w:eastAsia="Times New Roman" w:cs="Times New Roman"/>
-          <w:kern w:val="0"/>
-          <w:szCs w:val="28"/>
-          <w:u w:val="single"/>
-          <w:lang w:val="en-US"/>
-          <w14:ligatures w14:val="none"/>
-        </w:rPr>
-        <w:t>1)Idempotent Producer</w:t>
-      </w:r>
-    </w:p>
-    <w:p>
-      <w:pPr>
-        <w:spacing w:after="0" w:line="240" w:lineRule="auto"/>
-        <w:rPr>
-          <w:rFonts w:eastAsia="Times New Roman" w:cs="Times New Roman"/>
-          <w:kern w:val="0"/>
-          <w:szCs w:val="28"/>
-          <w:lang w:val="en-US"/>
-          <w14:ligatures w14:val="none"/>
-        </w:rPr>
-      </w:pPr>
-      <w:r>
-        <w:rPr>
-          <w:rFonts w:eastAsia="Times New Roman" w:cs="Times New Roman"/>
-          <w:kern w:val="0"/>
-          <w:szCs w:val="28"/>
-          <w:lang w:val="en-US"/>
-          <w14:ligatures w14:val="none"/>
-        </w:rPr>
-        <w:t> </w:t>
-      </w:r>
-    </w:p>
-    <w:p>
-      <w:pPr>
-        <w:spacing w:after="0" w:line="240" w:lineRule="auto"/>
-        <w:rPr>
-          <w:rFonts w:eastAsia="Times New Roman" w:cs="Times New Roman"/>
-          <w:kern w:val="0"/>
-          <w:szCs w:val="28"/>
-          <w:lang w:val="en-US"/>
-          <w14:ligatures w14:val="none"/>
-        </w:rPr>
-      </w:pPr>
-      <w:proofErr w:type="spellStart"/>
-      <w:proofErr w:type="gramStart"/>
-      <w:r>
-        <w:rPr>
-          <w:rFonts w:eastAsia="Times New Roman" w:cs="Times New Roman"/>
-          <w:kern w:val="0"/>
-          <w:szCs w:val="28"/>
-          <w:u w:val="single"/>
-          <w:lang w:val="en-US"/>
-          <w14:ligatures w14:val="none"/>
-        </w:rPr>
-        <w:t>enable.idempotence</w:t>
-      </w:r>
-      <w:proofErr w:type="spellEnd"/>
-      <w:proofErr w:type="gramEnd"/>
-      <w:r>
-        <w:rPr>
-          <w:rFonts w:eastAsia="Times New Roman" w:cs="Times New Roman"/>
-          <w:kern w:val="0"/>
-          <w:szCs w:val="28"/>
-          <w:u w:val="single"/>
-          <w:lang w:val="en-US"/>
-          <w14:ligatures w14:val="none"/>
-        </w:rPr>
-        <w:t>=true</w:t>
-      </w:r>
-    </w:p>
-    <w:p>
-      <w:pPr>
-        <w:spacing w:after="0" w:line="240" w:lineRule="auto"/>
-        <w:rPr>
-          <w:rFonts w:eastAsia="Times New Roman" w:cs="Times New Roman"/>
-          <w:kern w:val="0"/>
-          <w:szCs w:val="28"/>
-          <w:lang w:val="en-US"/>
-          <w14:ligatures w14:val="none"/>
-        </w:rPr>
-      </w:pPr>
-      <w:r>
-        <w:rPr>
-          <w:rFonts w:eastAsia="Times New Roman" w:cs="Times New Roman"/>
-          <w:kern w:val="0"/>
-          <w:szCs w:val="28"/>
-          <w:lang w:val="en-US"/>
-          <w14:ligatures w14:val="none"/>
-        </w:rPr>
-        <w:t> </w:t>
-      </w:r>
-    </w:p>
-    <w:p>
-      <w:pPr>
-        <w:spacing w:after="0" w:line="240" w:lineRule="auto"/>
-        <w:rPr>
-          <w:rFonts w:eastAsia="Times New Roman" w:cs="Times New Roman"/>
-          <w:kern w:val="0"/>
-          <w:szCs w:val="28"/>
-          <w:lang w:val="en-US"/>
-          <w14:ligatures w14:val="none"/>
-        </w:rPr>
-      </w:pPr>
-      <w:r>
-        <w:rPr>
-          <w:rFonts w:eastAsia="Times New Roman" w:cs="Times New Roman"/>
-          <w:kern w:val="0"/>
-          <w:szCs w:val="28"/>
-          <w:lang w:val="en-US"/>
-          <w14:ligatures w14:val="none"/>
-        </w:rPr>
-        <w:t xml:space="preserve">Each producer is assigned a </w:t>
+        <w:t>Producer ID (PID)</w:t>
+      </w:r>
+      <w:r>
+        <w:rPr>
+          <w:rFonts w:eastAsia="Times New Roman" w:cs="Times New Roman"/>
+          <w:kern w:val="0"/>
+          <w:szCs w:val="28"/>
+          <w:lang w:val="en-US"/>
+          <w14:ligatures w14:val="none"/>
+        </w:rPr>
+        <w:t xml:space="preserve"> and each message gets a </w:t>
       </w:r>
       <w:r>
         <w:rPr>
@@ -6146,9 +5910,30 @@
           <w:lang w:val="en-US"/>
           <w14:ligatures w14:val="none"/>
         </w:rPr>
-        <w:t>Producer ID (PID</w:t>
-      </w:r>
-      <w:proofErr w:type="gramStart"/>
+        <w:t>sequence number</w:t>
+      </w:r>
+      <w:r>
+        <w:rPr>
+          <w:rFonts w:eastAsia="Times New Roman" w:cs="Times New Roman"/>
+          <w:kern w:val="0"/>
+          <w:szCs w:val="28"/>
+          <w:lang w:val="en-US"/>
+          <w14:ligatures w14:val="none"/>
+        </w:rPr>
+        <w:t>.</w:t>
+      </w:r>
+    </w:p>
+    <w:p>
+      <w:pPr>
+        <w:spacing w:after="0" w:line="240" w:lineRule="auto"/>
+        <w:rPr>
+          <w:rFonts w:eastAsia="Times New Roman" w:cs="Times New Roman"/>
+          <w:kern w:val="0"/>
+          <w:szCs w:val="28"/>
+          <w:lang w:val="en-US"/>
+          <w14:ligatures w14:val="none"/>
+        </w:rPr>
+      </w:pPr>
       <w:r>
         <w:rPr>
           <w:rFonts w:eastAsia="Times New Roman" w:cs="Times New Roman"/>
@@ -6159,63 +5944,6 @@
           <w:lang w:val="en-US"/>
           <w14:ligatures w14:val="none"/>
         </w:rPr>
-        <w:t>)</w:t>
-      </w:r>
-      <w:proofErr w:type="gramEnd"/>
-      <w:r>
-        <w:rPr>
-          <w:rFonts w:eastAsia="Times New Roman" w:cs="Times New Roman"/>
-          <w:kern w:val="0"/>
-          <w:szCs w:val="28"/>
-          <w:lang w:val="en-US"/>
-          <w14:ligatures w14:val="none"/>
-        </w:rPr>
-        <w:t xml:space="preserve"> and each message gets a </w:t>
-      </w:r>
-      <w:r>
-        <w:rPr>
-          <w:rFonts w:eastAsia="Times New Roman" w:cs="Times New Roman"/>
-          <w:b/>
-          <w:bCs/>
-          <w:kern w:val="0"/>
-          <w:szCs w:val="28"/>
-          <w:lang w:val="en-US"/>
-          <w14:ligatures w14:val="none"/>
-        </w:rPr>
-        <w:t>sequence number</w:t>
-      </w:r>
-      <w:r>
-        <w:rPr>
-          <w:rFonts w:eastAsia="Times New Roman" w:cs="Times New Roman"/>
-          <w:kern w:val="0"/>
-          <w:szCs w:val="28"/>
-          <w:lang w:val="en-US"/>
-          <w14:ligatures w14:val="none"/>
-        </w:rPr>
-        <w:t>.</w:t>
-      </w:r>
-    </w:p>
-    <w:p>
-      <w:pPr>
-        <w:spacing w:after="0" w:line="240" w:lineRule="auto"/>
-        <w:rPr>
-          <w:rFonts w:eastAsia="Times New Roman" w:cs="Times New Roman"/>
-          <w:kern w:val="0"/>
-          <w:szCs w:val="28"/>
-          <w:lang w:val="en-US"/>
-          <w14:ligatures w14:val="none"/>
-        </w:rPr>
-      </w:pPr>
-      <w:r>
-        <w:rPr>
-          <w:rFonts w:eastAsia="Times New Roman" w:cs="Times New Roman"/>
-          <w:b/>
-          <w:bCs/>
-          <w:kern w:val="0"/>
-          <w:szCs w:val="28"/>
-          <w:lang w:val="en-US"/>
-          <w14:ligatures w14:val="none"/>
-        </w:rPr>
         <w:t>Duplicates are detected and dropped</w:t>
       </w:r>
       <w:r>
@@ -6293,29 +6021,7 @@
           <w:lang w:val="en-US"/>
           <w14:ligatures w14:val="none"/>
         </w:rPr>
-        <w:t>Enable with: transactional.id=&lt;</w:t>
-      </w:r>
-      <w:proofErr w:type="gramStart"/>
-      <w:r>
-        <w:rPr>
-          <w:rFonts w:eastAsia="Times New Roman" w:cs="Times New Roman"/>
-          <w:kern w:val="0"/>
-          <w:szCs w:val="28"/>
-          <w:lang w:val="en-US"/>
-          <w14:ligatures w14:val="none"/>
-        </w:rPr>
-        <w:t>unique-id</w:t>
-      </w:r>
-      <w:proofErr w:type="gramEnd"/>
-      <w:r>
-        <w:rPr>
-          <w:rFonts w:eastAsia="Times New Roman" w:cs="Times New Roman"/>
-          <w:kern w:val="0"/>
-          <w:szCs w:val="28"/>
-          <w:lang w:val="en-US"/>
-          <w14:ligatures w14:val="none"/>
-        </w:rPr>
-        <w:t>&gt;</w:t>
+        <w:t>Enable with: transactional.id=&lt;unique-id&gt;</w:t>
       </w:r>
     </w:p>
     <w:p>
@@ -6696,6 +6402,7 @@
           <w:lang w:val="en-US"/>
           <w14:ligatures w14:val="none"/>
         </w:rPr>
+        <w:lastRenderedPageBreak/>
         <w:t>If the transaction commits, both the output and the offset move forward; if it fails or times out, both are discarded, so the message is either processed fully once or not at all.</w:t>
       </w:r>
     </w:p>
@@ -6720,7 +6427,6 @@
           <w:lang w:val="en-US"/>
           <w14:ligatures w14:val="none"/>
         </w:rPr>
-        <w:lastRenderedPageBreak/>
         <w:t> </w:t>
       </w:r>
     </w:p>
@@ -6786,7 +6492,6 @@
         </w:rPr>
       </w:pPr>
       <w:proofErr w:type="spellStart"/>
-      <w:proofErr w:type="gramStart"/>
       <w:r>
         <w:rPr>
           <w:rFonts w:eastAsia="Times New Roman" w:cs="Times New Roman"/>
@@ -6799,7 +6504,6 @@
         <w:t>isolation.level</w:t>
       </w:r>
       <w:proofErr w:type="spellEnd"/>
-      <w:proofErr w:type="gramEnd"/>
       <w:r>
         <w:rPr>
           <w:rFonts w:eastAsia="Times New Roman" w:cs="Times New Roman"/>
@@ -7516,7 +7220,6 @@
         </w:rPr>
         <w:t>At-most-once (</w:t>
       </w:r>
-      <w:proofErr w:type="gramStart"/>
       <w:r>
         <w:rPr>
           <w:rFonts w:ascii="Apple Color Emoji" w:eastAsia="Times New Roman" w:hAnsi="Apple Color Emoji"/>
@@ -7527,25 +7230,18 @@
         <w:rPr>
           <w:rFonts w:eastAsia="Times New Roman"/>
         </w:rPr>
-        <w:t xml:space="preserve">  no</w:t>
-      </w:r>
-      <w:proofErr w:type="gramEnd"/>
+        <w:t xml:space="preserve">  no duplicates, </w:t>
+      </w:r>
+      <w:r>
+        <w:rPr>
+          <w:rFonts w:ascii="Apple Color Emoji" w:eastAsia="Times New Roman" w:hAnsi="Apple Color Emoji"/>
+        </w:rPr>
+        <w:t>❗</w:t>
+      </w:r>
       <w:r>
         <w:rPr>
           <w:rFonts w:eastAsia="Times New Roman"/>
         </w:rPr>
-        <w:t xml:space="preserve"> duplicates, </w:t>
-      </w:r>
-      <w:r>
-        <w:rPr>
-          <w:rFonts w:ascii="Apple Color Emoji" w:eastAsia="Times New Roman" w:hAnsi="Apple Color Emoji"/>
-        </w:rPr>
-        <w:t>❗</w:t>
-      </w:r>
-      <w:r>
-        <w:rPr>
-          <w:rFonts w:eastAsia="Times New Roman"/>
-        </w:rPr>
         <w:t xml:space="preserve"> possible loss)</w:t>
       </w:r>
     </w:p>
@@ -7592,50 +7288,29 @@
           <w:lang w:val="en-US"/>
           <w14:ligatures w14:val="none"/>
         </w:rPr>
-        <w:t xml:space="preserve">Message is processed zero or one time (never </w:t>
-      </w:r>
-      <w:proofErr w:type="gramStart"/>
-      <w:r>
-        <w:rPr>
-          <w:rFonts w:eastAsia="Times New Roman" w:cs="Times New Roman"/>
-          <w:kern w:val="0"/>
-          <w:szCs w:val="28"/>
-          <w:lang w:val="en-US"/>
-          <w14:ligatures w14:val="none"/>
-        </w:rPr>
-        <w:t>duplicated, but</w:t>
-      </w:r>
-      <w:proofErr w:type="gramEnd"/>
-      <w:r>
-        <w:rPr>
-          <w:rFonts w:eastAsia="Times New Roman" w:cs="Times New Roman"/>
-          <w:kern w:val="0"/>
-          <w:szCs w:val="28"/>
-          <w:lang w:val="en-US"/>
-          <w14:ligatures w14:val="none"/>
-        </w:rPr>
-        <w:t xml:space="preserve"> may be lost).</w:t>
-      </w:r>
-    </w:p>
-    <w:p>
-      <w:pPr>
-        <w:spacing w:after="0" w:line="240" w:lineRule="auto"/>
-        <w:rPr>
-          <w:rFonts w:eastAsia="Times New Roman" w:cs="Times New Roman"/>
-          <w:kern w:val="0"/>
-          <w:szCs w:val="28"/>
-          <w:lang w:val="en-US"/>
-          <w14:ligatures w14:val="none"/>
-        </w:rPr>
-      </w:pPr>
-      <w:r>
-        <w:rPr>
-          <w:rFonts w:eastAsia="Times New Roman" w:cs="Times New Roman"/>
-          <w:kern w:val="0"/>
-          <w:szCs w:val="28"/>
-          <w:lang w:val="en-US"/>
-          <w14:ligatures w14:val="none"/>
-        </w:rPr>
+        <w:t>Message is processed zero or one time (never duplicated, but may be lost).</w:t>
+      </w:r>
+    </w:p>
+    <w:p>
+      <w:pPr>
+        <w:spacing w:after="0" w:line="240" w:lineRule="auto"/>
+        <w:rPr>
+          <w:rFonts w:eastAsia="Times New Roman" w:cs="Times New Roman"/>
+          <w:kern w:val="0"/>
+          <w:szCs w:val="28"/>
+          <w:lang w:val="en-US"/>
+          <w14:ligatures w14:val="none"/>
+        </w:rPr>
+      </w:pPr>
+      <w:r>
+        <w:rPr>
+          <w:rFonts w:eastAsia="Times New Roman" w:cs="Times New Roman"/>
+          <w:kern w:val="0"/>
+          <w:szCs w:val="28"/>
+          <w:lang w:val="en-US"/>
+          <w14:ligatures w14:val="none"/>
+        </w:rPr>
+        <w:lastRenderedPageBreak/>
         <w:t> </w:t>
       </w:r>
     </w:p>
@@ -7712,7 +7387,6 @@
           <w:lang w:val="en-US"/>
           <w14:ligatures w14:val="none"/>
         </w:rPr>
-        <w:lastRenderedPageBreak/>
         <w:t>2. Commit offset</w:t>
       </w:r>
     </w:p>
@@ -8574,17 +8248,8 @@
           <w:rFonts w:eastAsia="Times New Roman"/>
           <w:lang w:val="en-US"/>
         </w:rPr>
-        <w:t xml:space="preserve">How Kafka avoids duplicate processing during </w:t>
-      </w:r>
-      <w:proofErr w:type="gramStart"/>
-      <w:r>
-        <w:rPr>
-          <w:rFonts w:eastAsia="Times New Roman"/>
-          <w:lang w:val="en-US"/>
-        </w:rPr>
-        <w:t>failures ?</w:t>
-      </w:r>
-      <w:proofErr w:type="gramEnd"/>
+        <w:t>How Kafka avoids duplicate processing during failures ?</w:t>
+      </w:r>
     </w:p>
     <w:p>
       <w:pPr>
@@ -8631,6 +8296,7 @@
           <w:lang w:val="en-US"/>
           <w14:ligatures w14:val="none"/>
         </w:rPr>
+        <w:lastRenderedPageBreak/>
         <w:t>🔹</w:t>
       </w:r>
       <w:r>
@@ -8758,7 +8424,6 @@
           <w:lang w:val="en-US"/>
           <w14:ligatures w14:val="none"/>
         </w:rPr>
-        <w:lastRenderedPageBreak/>
         <w:t xml:space="preserve">Consumer processes message → </w:t>
       </w:r>
       <w:r>
@@ -9094,31 +8759,7 @@
           <w:lang w:val="en-US"/>
           <w14:ligatures w14:val="none"/>
         </w:rPr>
-        <w:t xml:space="preserve">Follow </w:t>
-      </w:r>
-      <w:proofErr w:type="gramStart"/>
-      <w:r>
-        <w:rPr>
-          <w:rFonts w:eastAsia="Times New Roman" w:cs="Times New Roman"/>
-          <w:color w:val="27251E"/>
-          <w:kern w:val="0"/>
-          <w:szCs w:val="28"/>
-          <w:lang w:val="en-US"/>
-          <w14:ligatures w14:val="none"/>
-        </w:rPr>
-        <w:t>Exactly-once</w:t>
-      </w:r>
-      <w:proofErr w:type="gramEnd"/>
-      <w:r>
-        <w:rPr>
-          <w:rFonts w:eastAsia="Times New Roman" w:cs="Times New Roman"/>
-          <w:color w:val="27251E"/>
-          <w:kern w:val="0"/>
-          <w:szCs w:val="28"/>
-          <w:lang w:val="en-US"/>
-          <w14:ligatures w14:val="none"/>
-        </w:rPr>
-        <w:t xml:space="preserve"> semantics (EOS)</w:t>
+        <w:t>Follow Exactly-once semantics (EOS)</w:t>
       </w:r>
     </w:p>
     <w:p>
@@ -9742,6 +9383,7 @@
           <w:lang w:val="en-US"/>
           <w14:ligatures w14:val="none"/>
         </w:rPr>
+        <w:lastRenderedPageBreak/>
         <w:t>👉</w:t>
       </w:r>
       <w:r>
@@ -9835,7 +9477,6 @@
           <w:lang w:val="en-US"/>
           <w14:ligatures w14:val="none"/>
         </w:rPr>
-        <w:lastRenderedPageBreak/>
         <w:t> </w:t>
       </w:r>
     </w:p>
@@ -10313,19 +9954,7 @@
           <w:lang w:val="en-US"/>
           <w14:ligatures w14:val="none"/>
         </w:rPr>
-        <w:t xml:space="preserve">Replication </w:t>
-      </w:r>
-      <w:proofErr w:type="gramStart"/>
-      <w:r>
-        <w:rPr>
-          <w:rFonts w:eastAsia="Times New Roman" w:cs="Times New Roman"/>
-          <w:color w:val="27251E"/>
-          <w:kern w:val="0"/>
-          <w:szCs w:val="28"/>
-          <w:lang w:val="en-US"/>
-          <w14:ligatures w14:val="none"/>
-        </w:rPr>
-        <w:t xml:space="preserve">( </w:t>
+        <w:t xml:space="preserve">Replication ( </w:t>
       </w:r>
       <w:proofErr w:type="spellStart"/>
       <w:r>
@@ -10337,19 +9966,7 @@
           <w:lang w:val="en-US"/>
           <w14:ligatures w14:val="none"/>
         </w:rPr>
-        <w:t>replication</w:t>
-      </w:r>
-      <w:proofErr w:type="gramEnd"/>
-      <w:r>
-        <w:rPr>
-          <w:rFonts w:eastAsia="Times New Roman" w:cs="Times New Roman"/>
-          <w:color w:val="27251E"/>
-          <w:kern w:val="0"/>
-          <w:szCs w:val="28"/>
-          <w:lang w:val="en-US"/>
-          <w14:ligatures w14:val="none"/>
-        </w:rPr>
-        <w:t>.factor</w:t>
+        <w:t>replication.factor</w:t>
       </w:r>
       <w:proofErr w:type="spellEnd"/>
       <w:r>
@@ -10361,21 +9978,8 @@
           <w:lang w:val="en-US"/>
           <w14:ligatures w14:val="none"/>
         </w:rPr>
-        <w:t>=</w:t>
-      </w:r>
-      <w:proofErr w:type="gramStart"/>
-      <w:r>
-        <w:rPr>
-          <w:rFonts w:eastAsia="Times New Roman" w:cs="Times New Roman"/>
-          <w:color w:val="27251E"/>
-          <w:kern w:val="0"/>
-          <w:szCs w:val="28"/>
-          <w:lang w:val="en-US"/>
-          <w14:ligatures w14:val="none"/>
-        </w:rPr>
-        <w:t>3 )</w:t>
-      </w:r>
-      <w:proofErr w:type="gramEnd"/>
+        <w:t>=3 )</w:t>
+      </w:r>
     </w:p>
     <w:p>
       <w:pPr>
@@ -10465,31 +10069,7 @@
           <w:lang w:val="en-US"/>
           <w14:ligatures w14:val="none"/>
         </w:rPr>
-        <w:t xml:space="preserve">Producer </w:t>
-      </w:r>
-      <w:proofErr w:type="gramStart"/>
-      <w:r>
-        <w:rPr>
-          <w:rFonts w:eastAsia="Times New Roman" w:cs="Times New Roman"/>
-          <w:color w:val="27251E"/>
-          <w:kern w:val="0"/>
-          <w:szCs w:val="28"/>
-          <w:lang w:val="en-US"/>
-          <w14:ligatures w14:val="none"/>
-        </w:rPr>
-        <w:t>design  (</w:t>
-      </w:r>
-      <w:proofErr w:type="gramEnd"/>
-      <w:r>
-        <w:rPr>
-          <w:rFonts w:eastAsia="Times New Roman" w:cs="Times New Roman"/>
-          <w:color w:val="27251E"/>
-          <w:kern w:val="0"/>
-          <w:szCs w:val="28"/>
-          <w:lang w:val="en-US"/>
-          <w14:ligatures w14:val="none"/>
-        </w:rPr>
-        <w:t>no data loss, no duplicates)</w:t>
+        <w:t>Producer design  (no data loss, no duplicates)</w:t>
       </w:r>
     </w:p>
     <w:p>
@@ -10911,19 +10491,8 @@
           <w:lang w:val="en-US"/>
           <w14:ligatures w14:val="none"/>
         </w:rPr>
-        <w:t xml:space="preserve">Disable auto commit </w:t>
-      </w:r>
-      <w:proofErr w:type="gramStart"/>
-      <w:r>
-        <w:rPr>
-          <w:rFonts w:eastAsia="Times New Roman" w:cs="Times New Roman"/>
-          <w:color w:val="27251E"/>
-          <w:kern w:val="0"/>
-          <w:szCs w:val="28"/>
-          <w:lang w:val="en-US"/>
-          <w14:ligatures w14:val="none"/>
-        </w:rPr>
-        <w:t xml:space="preserve">( </w:t>
+        <w:lastRenderedPageBreak/>
+        <w:t xml:space="preserve">Disable auto commit ( </w:t>
       </w:r>
       <w:proofErr w:type="spellStart"/>
       <w:r>
@@ -10935,58 +10504,20 @@
           <w:lang w:val="en-US"/>
           <w14:ligatures w14:val="none"/>
         </w:rPr>
-        <w:t>enable</w:t>
-      </w:r>
-      <w:proofErr w:type="gramEnd"/>
-      <w:r>
-        <w:rPr>
-          <w:rFonts w:eastAsia="Times New Roman" w:cs="Times New Roman"/>
-          <w:color w:val="27251E"/>
-          <w:kern w:val="0"/>
-          <w:szCs w:val="28"/>
-          <w:lang w:val="en-US"/>
-          <w14:ligatures w14:val="none"/>
-        </w:rPr>
-        <w:t>.</w:t>
-      </w:r>
-      <w:proofErr w:type="gramStart"/>
-      <w:r>
-        <w:rPr>
-          <w:rFonts w:eastAsia="Times New Roman" w:cs="Times New Roman"/>
-          <w:color w:val="27251E"/>
-          <w:kern w:val="0"/>
-          <w:szCs w:val="28"/>
-          <w:lang w:val="en-US"/>
-          <w14:ligatures w14:val="none"/>
-        </w:rPr>
-        <w:t>auto.commit</w:t>
+        <w:t>enable.auto.commit</w:t>
       </w:r>
       <w:proofErr w:type="spellEnd"/>
-      <w:proofErr w:type="gramEnd"/>
-      <w:r>
-        <w:rPr>
-          <w:rFonts w:eastAsia="Times New Roman" w:cs="Times New Roman"/>
-          <w:color w:val="27251E"/>
-          <w:kern w:val="0"/>
-          <w:szCs w:val="28"/>
-          <w:lang w:val="en-US"/>
-          <w14:ligatures w14:val="none"/>
-        </w:rPr>
-        <w:t>=</w:t>
-      </w:r>
-      <w:proofErr w:type="gramStart"/>
-      <w:r>
-        <w:rPr>
-          <w:rFonts w:eastAsia="Times New Roman" w:cs="Times New Roman"/>
-          <w:color w:val="27251E"/>
-          <w:kern w:val="0"/>
-          <w:szCs w:val="28"/>
-          <w:lang w:val="en-US"/>
-          <w14:ligatures w14:val="none"/>
-        </w:rPr>
-        <w:t>false )</w:t>
-      </w:r>
-      <w:proofErr w:type="gramEnd"/>
+      <w:r>
+        <w:rPr>
+          <w:rFonts w:eastAsia="Times New Roman" w:cs="Times New Roman"/>
+          <w:color w:val="27251E"/>
+          <w:kern w:val="0"/>
+          <w:szCs w:val="28"/>
+          <w:lang w:val="en-US"/>
+          <w14:ligatures w14:val="none"/>
+        </w:rPr>
+        <w:t>=false )</w:t>
+      </w:r>
     </w:p>
     <w:p>
       <w:pPr>
@@ -11067,29 +10598,16 @@
           <w14:ligatures w14:val="none"/>
         </w:rPr>
       </w:pPr>
-      <w:proofErr w:type="gramStart"/>
-      <w:r>
-        <w:rPr>
-          <w:rFonts w:eastAsia="Times New Roman" w:cs="Times New Roman"/>
-          <w:color w:val="27251E"/>
-          <w:kern w:val="0"/>
-          <w:szCs w:val="28"/>
-          <w:lang w:val="en-US"/>
-          <w14:ligatures w14:val="none"/>
-        </w:rPr>
-        <w:t>Exactly-once</w:t>
-      </w:r>
-      <w:proofErr w:type="gramEnd"/>
-      <w:r>
-        <w:rPr>
-          <w:rFonts w:eastAsia="Times New Roman" w:cs="Times New Roman"/>
-          <w:color w:val="27251E"/>
-          <w:kern w:val="0"/>
-          <w:szCs w:val="28"/>
-          <w:lang w:val="en-US"/>
-          <w14:ligatures w14:val="none"/>
-        </w:rPr>
-        <w:t xml:space="preserve"> processing (critical piece)</w:t>
+      <w:r>
+        <w:rPr>
+          <w:rFonts w:eastAsia="Times New Roman" w:cs="Times New Roman"/>
+          <w:color w:val="27251E"/>
+          <w:kern w:val="0"/>
+          <w:szCs w:val="28"/>
+          <w:lang w:val="en-US"/>
+          <w14:ligatures w14:val="none"/>
+        </w:rPr>
+        <w:t>Exactly-once processing (critical piece)</w:t>
       </w:r>
     </w:p>
     <w:p>
@@ -11103,7 +10621,6 @@
         <w:rPr>
           <w:rFonts w:eastAsia="Times New Roman"/>
         </w:rPr>
-        <w:lastRenderedPageBreak/>
         <w:t>Kafka consumer down</w:t>
       </w:r>
     </w:p>
@@ -12239,6 +11756,7 @@
           <w:lang w:val="en-US"/>
           <w14:ligatures w14:val="none"/>
         </w:rPr>
+        <w:lastRenderedPageBreak/>
         <w:t>Ensures another consumer continues processing</w:t>
       </w:r>
     </w:p>
@@ -12267,7 +11785,6 @@
         <w:rPr>
           <w:rFonts w:eastAsia="Times New Roman"/>
         </w:rPr>
-        <w:lastRenderedPageBreak/>
         <w:t>Kafka DLQ</w:t>
       </w:r>
     </w:p>
@@ -12740,21 +12257,8 @@
           <w:lang w:val="en-US"/>
           <w14:ligatures w14:val="none"/>
         </w:rPr>
-        <w:t xml:space="preserve">Instead </w:t>
-      </w:r>
-      <w:proofErr w:type="gramStart"/>
-      <w:r>
-        <w:rPr>
-          <w:rFonts w:eastAsia="Times New Roman" w:cs="Times New Roman"/>
-          <w:color w:val="27251E"/>
-          <w:kern w:val="0"/>
-          <w:szCs w:val="28"/>
-          <w:lang w:val="en-US"/>
-          <w14:ligatures w14:val="none"/>
-        </w:rPr>
-        <w:t>of :</w:t>
-      </w:r>
-      <w:proofErr w:type="gramEnd"/>
+        <w:t>Instead of :</w:t>
+      </w:r>
     </w:p>
     <w:p>
       <w:pPr>
@@ -13291,6 +12795,7 @@
           <w:lang w:val="en-US"/>
           <w14:ligatures w14:val="none"/>
         </w:rPr>
+        <w:lastRenderedPageBreak/>
         <w:t>✔️</w:t>
       </w:r>
       <w:r>
@@ -13358,7 +12863,7 @@
 </file>
 
 <file path=word/numbering.xml><?xml version="1.0" encoding="utf-8"?>
-<w:numbering xmlns:wpc="http://schemas.microsoft.com/office/word/2010/wordprocessingCanvas" xmlns:cx="http://schemas.microsoft.com/office/drawing/2014/chartex" xmlns:cx1="http://schemas.microsoft.com/office/drawing/2015/9/8/chartex" xmlns:cx2="http://schemas.microsoft.com/office/drawing/2015/10/21/chartex" xmlns:cx3="http://schemas.microsoft.com/office/drawing/2016/5/9/chartex" xmlns:cx4="http://schemas.microsoft.com/office/drawing/2016/5/10/chartex" xmlns:cx5="http://schemas.microsoft.com/office/drawing/2016/5/11/chartex" xmlns:cx6="http://schemas.microsoft.com/office/drawing/2016/5/12/chartex" xmlns:cx7="http://schemas.microsoft.com/office/drawing/2016/5/13/chartex" xmlns:cx8="http://schemas.microsoft.com/office/drawing/2016/5/14/chartex" xmlns:mc="http://schemas.openxmlformats.org/markup-compatibility/2006" xmlns:aink="http://schemas.microsoft.com/office/drawing/2016/ink" xmlns:am3d="http://schemas.microsoft.com/office/drawing/2017/model3d" xmlns:o="urn:schemas-microsoft-com:office:office" xmlns:oel="http://schemas.microsoft.com/office/2019/extlst" xmlns:r="http://schemas.openxmlformats.org/officeDocument/2006/relationships" xmlns:m="http://schemas.openxmlformats.org/officeDocument/2006/math" xmlns:v="urn:schemas-microsoft-com:vml" xmlns:wp14="http://schemas.microsoft.com/office/word/2010/wordprocessingDrawing" xmlns:wp="http://schemas.openxmlformats.org/drawingml/2006/wordprocessingDrawing" xmlns:w10="urn:schemas-microsoft-com:office:word" xmlns:w="http://schemas.openxmlformats.org/wordprocessingml/2006/main" xmlns:w14="http://schemas.microsoft.com/office/word/2010/wordml" xmlns:w15="http://schemas.microsoft.com/office/word/2012/wordml" xmlns:w16cex="http://schemas.microsoft.com/office/word/2018/wordml/cex" xmlns:w16cid="http://schemas.microsoft.com/office/word/2016/wordml/cid" xmlns:w16="http://schemas.microsoft.com/office/word/2018/wordml" xmlns:w16du="http://schemas.microsoft.com/office/word/2023/wordml/word16du" xmlns:w16sdtdh="http://schemas.microsoft.com/office/word/2020/wordml/sdtdatahash" xmlns:w16sdtfl="http://schemas.microsoft.com/office/word/2024/wordml/sdtformatlock" xmlns:w16se="http://schemas.microsoft.com/office/word/2015/wordml/symex" xmlns:wpg="http://schemas.microsoft.com/office/word/2010/wordprocessingGroup" xmlns:wpi="http://schemas.microsoft.com/office/word/2010/wordprocessingInk" xmlns:wne="http://schemas.microsoft.com/office/word/2006/wordml" xmlns:wps="http://schemas.microsoft.com/office/word/2010/wordprocessingShape" mc:Ignorable="w14 w15 w16se w16cid w16 w16cex w16sdtdh w16sdtfl w16du wp14">
+<w:numbering xmlns:wpc="http://schemas.microsoft.com/office/word/2010/wordprocessingCanvas" xmlns:cx="http://schemas.microsoft.com/office/drawing/2014/chartex" xmlns:cx1="http://schemas.microsoft.com/office/drawing/2015/9/8/chartex" xmlns:cx2="http://schemas.microsoft.com/office/drawing/2015/10/21/chartex" xmlns:cx3="http://schemas.microsoft.com/office/drawing/2016/5/9/chartex" xmlns:cx4="http://schemas.microsoft.com/office/drawing/2016/5/10/chartex" xmlns:cx5="http://schemas.microsoft.com/office/drawing/2016/5/11/chartex" xmlns:cx6="http://schemas.microsoft.com/office/drawing/2016/5/12/chartex" xmlns:cx7="http://schemas.microsoft.com/office/drawing/2016/5/13/chartex" xmlns:cx8="http://schemas.microsoft.com/office/drawing/2016/5/14/chartex" xmlns:mc="http://schemas.openxmlformats.org/markup-compatibility/2006" xmlns:aink="http://schemas.microsoft.com/office/drawing/2016/ink" xmlns:am3d="http://schemas.microsoft.com/office/drawing/2017/model3d" xmlns:o="urn:schemas-microsoft-com:office:office" xmlns:oel="http://schemas.microsoft.com/office/2019/extlst" xmlns:r="http://schemas.openxmlformats.org/officeDocument/2006/relationships" xmlns:m="http://schemas.openxmlformats.org/officeDocument/2006/math" xmlns:v="urn:schemas-microsoft-com:vml" xmlns:wp14="http://schemas.microsoft.com/office/word/2010/wordprocessingDrawing" xmlns:wp="http://schemas.openxmlformats.org/drawingml/2006/wordprocessingDrawing" xmlns:w10="urn:schemas-microsoft-com:office:word" xmlns:w="http://schemas.openxmlformats.org/wordprocessingml/2006/main" xmlns:w14="http://schemas.microsoft.com/office/word/2010/wordml" xmlns:w15="http://schemas.microsoft.com/office/word/2012/wordml" xmlns:w16cei="http://schemas.microsoft.com/office/word/2026/wordml/cei" xmlns:w16cex="http://schemas.microsoft.com/office/word/2018/wordml/cex" xmlns:w16cid="http://schemas.microsoft.com/office/word/2016/wordml/cid" xmlns:w16="http://schemas.microsoft.com/office/word/2018/wordml" xmlns:w16du="http://schemas.microsoft.com/office/word/2023/wordml/word16du" xmlns:w16sdtdh="http://schemas.microsoft.com/office/word/2020/wordml/sdtdatahash" xmlns:w16sdtfl="http://schemas.microsoft.com/office/word/2024/wordml/sdtformatlock" xmlns:w16se="http://schemas.microsoft.com/office/word/2015/wordml/symex" xmlns:wpg="http://schemas.microsoft.com/office/word/2010/wordprocessingGroup" xmlns:wpi="http://schemas.microsoft.com/office/word/2010/wordprocessingInk" xmlns:wne="http://schemas.microsoft.com/office/word/2006/wordml" xmlns:wps="http://schemas.microsoft.com/office/word/2010/wordprocessingShape" mc:Ignorable="w14 w15 w16se w16cid w16 w16cex w16sdtdh w16sdtfl w16du wp14">
   <w:abstractNum w:abstractNumId="0" w15:restartNumberingAfterBreak="0">
     <w:nsid w:val="04D5189A"/>
     <w:multiLevelType w:val="multilevel"/>
